--- a/manuscript/ha_cover_letter.docx
+++ b/manuscript/ha_cover_letter.docx
@@ -70,7 +70,7 @@
           <w:rFonts w:ascii="Times New Roman" w:hAnsi="Times New Roman"/>
           <w:sz w:val="22"/>
         </w:rPr>
-        <w:t>Healthcare Analytics promotes the application of data science, statistics, operations research and mathematical modelling to decision-making in healthcare organisations. Our study applies these tools to a long-standing workforce-policy question: whether malpractice-litigation risk drives physicians away from high-risk specialties.</w:t>
+        <w:t>Healthcare Analytics advances data-driven analytics for healthcare decisions. Our study applies a transparent, reproducible health-analytics pipeline to a long-standing workforce-policy question: whether malpractice-litigation risk drives physicians away from high-risk specialties.</w:t>
       </w:r>
     </w:p>
     <w:p>
@@ -94,7 +94,7 @@
           <w:rFonts w:ascii="Times New Roman" w:hAnsi="Times New Roman"/>
           <w:sz w:val="22"/>
         </w:rPr>
-        <w:t>All data and code are openly available and every reported number is reproducible from the raw primary files in the accompanying repository.</w:t>
+        <w:t>All data and code are openly available in the project repository (https://github.com/bougtoir/medical-accident-its-analysis) and every reported number is reproducible from the raw primary files.</w:t>
       </w:r>
     </w:p>
     <w:p>

--- a/manuscript/ha_cover_letter.docx
+++ b/manuscript/ha_cover_letter.docx
@@ -70,7 +70,7 @@
           <w:rFonts w:ascii="Times New Roman" w:hAnsi="Times New Roman"/>
           <w:sz w:val="22"/>
         </w:rPr>
-        <w:t>Healthcare Analytics advances data-driven analytics for healthcare decisions. Our study applies a transparent, reproducible health-analytics pipeline to a long-standing workforce-policy question: whether malpractice-litigation risk drives physicians away from high-risk specialties.</w:t>
+        <w:t>Healthcare Analytics advances data-driven analytics for healthcare decisions. Our study treats specialty workforce maldistribution as a resource-allocation problem and applies a transparent, reproducible health-analytics pipeline to answer whether malpractice-litigation risk drives physicians away from high-risk specialties. The analytical contribution is diagnostic: we show how two common observational fallacies—size confounding and interpolation of sparse panel data—can be identified and removed when evaluating a proposed policy lever.</w:t>
       </w:r>
     </w:p>
     <w:p>

--- a/manuscript/ha_cover_letter.docx
+++ b/manuscript/ha_cover_letter.docx
@@ -70,7 +70,7 @@
           <w:rFonts w:ascii="Times New Roman" w:hAnsi="Times New Roman"/>
           <w:sz w:val="22"/>
         </w:rPr>
-        <w:t>Healthcare Analytics advances data-driven analytics for healthcare decisions. Our study treats specialty workforce maldistribution as a resource-allocation problem and applies a transparent, reproducible health-analytics pipeline to answer whether malpractice-litigation risk drives physicians away from high-risk specialties. The analytical contribution is diagnostic: we show how two common observational fallacies—size confounding and interpolation of sparse panel data—can be identified and removed when evaluating a proposed policy lever.</w:t>
+        <w:t>Healthcare Analytics advances data-driven analytics for healthcare decisions. Our study treats specialty physician workforce planning as a healthcare resource-allocation problem and uses it as a test case for a transparent, reproducible sensitivity-analysis framework. The analytical contribution is diagnostic: we show how two common observational fallacies—size confounding and interpolation of sparse panel data—can be identified and removed when a proposed policy lever (malpractice-litigation risk) is evaluated against physician workforce outcomes.</w:t>
       </w:r>
     </w:p>
     <w:p>

--- a/manuscript/ha_cover_letter.docx
+++ b/manuscript/ha_cover_letter.docx
@@ -58,7 +58,7 @@
           <w:rFonts w:ascii="Times New Roman" w:hAnsi="Times New Roman"/>
           <w:sz w:val="22"/>
         </w:rPr>
-        <w:t>We submit an original research article, "Litigation risk and specialty-level physician workforce in Japan, 2008–2024: a rate-based analysis with equivalence testing", for consideration by Healthcare Analytics.</w:t>
+        <w:t>We submit an original research article, "Litigation risk and specialty-level physician workforce allocation in Japan, 2008–2024: a sensitivity-analysis framework with equivalence testing", for consideration by Healthcare Analytics.</w:t>
       </w:r>
     </w:p>
     <w:p>

--- a/manuscript/ha_cover_letter.docx
+++ b/manuscript/ha_cover_letter.docx
@@ -58,7 +58,7 @@
           <w:rFonts w:ascii="Times New Roman" w:hAnsi="Times New Roman"/>
           <w:sz w:val="22"/>
         </w:rPr>
-        <w:t>We submit an original research article, "Litigation risk and specialty-level physician workforce allocation in Japan, 2008–2024: a sensitivity-analysis framework with equivalence testing", for consideration by Healthcare Analytics.</w:t>
+        <w:t>We submit an original research article, "Litigation risk and specialty-level physician workforce allocation: a sensitivity-analysis framework with equivalence testing", for consideration by Healthcare Analytics.</w:t>
       </w:r>
     </w:p>
     <w:p>
@@ -82,7 +82,7 @@
           <w:rFonts w:ascii="Times New Roman" w:hAnsi="Times New Roman"/>
           <w:sz w:val="22"/>
         </w:rPr>
-        <w:t>Using national primary data for 12 clinical specialties in Japan, we measure exposure as a size-adjusted rate (closed malpractice claims per 1,000 physicians) and estimate panel fixed-effects models with equivalence (TOST) testing. The effect of litigation risk on physician and hospital growth is statistically equivalent to a null within policy-relevant margins. We show that count-based associations disappear once specialty-size confounding and interpolation are removed, and we discuss how structural incentives—notably no-fault obstetric compensation—may sustain the specialty workforce.</w:t>
+        <w:t>The national administrative data we use come from Japan, a setting that provides a complete, long-running test case. Using national primary data for 12 clinical specialties, we measure exposure as a size-adjusted rate (closed malpractice claims per 1,000 physicians) and estimate panel fixed-effects models with equivalence (TOST) testing. The effect of litigation risk on physician and hospital growth is statistically equivalent to a null within policy-relevant margins. We show that count-based associations disappear once specialty-size confounding and interpolation are removed, and we discuss how structural incentives—notably no-fault obstetric compensation—may sustain the specialty workforce.</w:t>
       </w:r>
     </w:p>
     <w:p>

--- a/manuscript/ha_cover_letter.docx
+++ b/manuscript/ha_cover_letter.docx
@@ -58,7 +58,7 @@
           <w:rFonts w:ascii="Times New Roman" w:hAnsi="Times New Roman"/>
           <w:sz w:val="22"/>
         </w:rPr>
-        <w:t>We submit an original research article, "Litigation risk and specialty-level physician workforce allocation: a sensitivity-analysis framework with equivalence testing", for consideration by Healthcare Analytics.</w:t>
+        <w:t>We submit an original research article, "Litigation risk and specialty-level physician workforce allocation: a transparent decision-analytics framework for evaluating healthcare workforce policy levers", for consideration by Healthcare Analytics.</w:t>
       </w:r>
     </w:p>
     <w:p>
@@ -70,7 +70,7 @@
           <w:rFonts w:ascii="Times New Roman" w:hAnsi="Times New Roman"/>
           <w:sz w:val="22"/>
         </w:rPr>
-        <w:t>Healthcare Analytics advances data-driven analytics for healthcare decisions. Our study treats specialty physician workforce planning as a healthcare resource-allocation problem and uses it as a test case for a transparent, reproducible sensitivity-analysis framework. The analytical contribution is diagnostic: we show how two common observational fallacies—size confounding and interpolation of sparse panel data—can be identified and removed when a proposed policy lever (malpractice-litigation risk) is evaluated against physician workforce outcomes.</w:t>
+        <w:t>Healthcare Analytics advances data-driven analytics and operations research for healthcare decisions. Our study treats specialty physician workforce planning as a healthcare resource-allocation problem and uses the litigation-workforce question as a test case for a transparent, reproducible decision-analytics framework. The analytical contribution is diagnostic: we show how two common observational fallacies—size confounding and interpolation of sparse panel data—can be identified and removed when a proposed policy lever (malpractice-litigation risk) is evaluated against workforce outcomes, and we add cluster block-bootstrap and power diagnostics to the standard fixed-effects / equivalence-testing toolkit.</w:t>
       </w:r>
     </w:p>
     <w:p>
@@ -82,7 +82,7 @@
           <w:rFonts w:ascii="Times New Roman" w:hAnsi="Times New Roman"/>
           <w:sz w:val="22"/>
         </w:rPr>
-        <w:t>The national administrative data we use come from Japan, a setting that provides a complete, long-running test case. Using national primary data for 12 clinical specialties, we measure exposure as a size-adjusted rate (closed malpractice claims per 1,000 physicians) and estimate panel fixed-effects models with equivalence (TOST) testing. The effect of litigation risk on physician and hospital growth is statistically equivalent to a null within policy-relevant margins. We show that count-based associations disappear once specialty-size confounding and interpolation are removed, and we discuss how structural incentives—notably no-fault obstetric compensation—may sustain the specialty workforce.</w:t>
+        <w:t>The national administrative data we use come from Japan, a setting that provides a complete, long-running test case. Using national primary data for 12 clinical specialties, we measure exposure as a size-adjusted rate (closed malpractice claims per 1,000 physicians) and estimate panel fixed-effects models with small-cluster inference, equivalence (TOST) testing, and bootstrap robustness checks. The effect of litigation risk on physician and hospital growth is statistically equivalent to a null within policy-relevant margins. We show that count-based associations disappear once specialty-size confounding and interpolation are removed, and we discuss how behavioural-economics mechanisms (saliency, loss aversion, status-quo bias) and structural incentives—notably no-fault obstetric compensation—may sustain the specialty workforce.</w:t>
       </w:r>
     </w:p>
     <w:p>

--- a/manuscript/ha_cover_letter.docx
+++ b/manuscript/ha_cover_letter.docx
@@ -70,7 +70,7 @@
           <w:rFonts w:ascii="Times New Roman" w:hAnsi="Times New Roman"/>
           <w:sz w:val="22"/>
         </w:rPr>
-        <w:t>Healthcare Analytics advances data-driven analytics and operations research for healthcare decisions. Our study treats specialty physician workforce planning as a healthcare resource-allocation problem and uses the litigation-workforce question as a test case for a transparent, reproducible decision-analytics framework. The analytical contribution is diagnostic: we show how two common observational fallacies—size confounding and interpolation of sparse panel data—can be identified and removed when a proposed policy lever (malpractice-litigation risk) is evaluated against workforce outcomes, and we add cluster block-bootstrap and power diagnostics to the standard fixed-effects / equivalence-testing toolkit.</w:t>
+        <w:t>Healthcare Analytics advances data-driven analytics and operations research for healthcare decisions. Our study treats specialty physician workforce planning as a healthcare resource-allocation problem and uses the litigation-workforce question as a test case for a transparent, reproducible decision-analytics framework. The analytical contribution is diagnostic: we show how two common observational fallacies—size confounding and interpolation of sparse panel data—can be identified and removed when a proposed policy lever (malpractice-litigation risk) is evaluated against workforce outcomes, and we add cluster block-bootstrap and power diagnostics to the standard fixed-effects / equivalence-testing toolkit. We also include a counterfactual policy-lever simulation that projects 2034 physician counts under stylised litigation-reduction and structural-incentive scenarios, making the practical decision implications of the regression results explicit.</w:t>
       </w:r>
     </w:p>
     <w:p>

--- a/manuscript/ha_cover_letter.docx
+++ b/manuscript/ha_cover_letter.docx
@@ -70,7 +70,7 @@
           <w:rFonts w:ascii="Times New Roman" w:hAnsi="Times New Roman"/>
           <w:sz w:val="22"/>
         </w:rPr>
-        <w:t>Healthcare Analytics advances data-driven analytics and operations research for healthcare decisions. Our study treats specialty physician workforce planning as a healthcare resource-allocation problem and uses the litigation-workforce question as a test case for a transparent, reproducible decision-analytics framework. The analytical contribution is diagnostic: we show how two common observational fallacies—size confounding and interpolation of sparse panel data—can be identified and removed when a proposed policy lever (malpractice-litigation risk) is evaluated against workforce outcomes, and we add cluster block-bootstrap and power diagnostics to the standard fixed-effects / equivalence-testing toolkit. We also include a counterfactual policy-lever simulation that projects 2034 physician counts under stylised litigation-reduction and structural-incentive scenarios, making the practical decision implications of the regression results explicit.</w:t>
+        <w:t>Healthcare Analytics advances data-driven analytics, operations research, and decision science for healthcare. Our study sits at this intersection: it treats specialty physician workforce planning as a healthcare resource-allocation problem and uses the litigation-workforce question as a test case for a transparent, reproducible decision-analytics and policy-lever evaluation framework. The analytical contribution is diagnostic: we show how two common observational fallacies—size confounding and interpolation of sparse panel data—can be identified and removed when a proposed policy lever (malpractice-litigation risk) is evaluated against workforce outcomes, and we add cluster block-bootstrap and power diagnostics to the standard fixed-effects / equivalence-testing toolkit. We also include a counterfactual policy-lever simulation that projects 2034 physician counts under stylised litigation-reduction and structural-incentive scenarios, making the practical decision implications of the regression results explicit.</w:t>
       </w:r>
     </w:p>
     <w:p>

--- a/manuscript/ha_cover_letter.docx
+++ b/manuscript/ha_cover_letter.docx
@@ -70,7 +70,7 @@
           <w:rFonts w:ascii="Times New Roman" w:hAnsi="Times New Roman"/>
           <w:sz w:val="22"/>
         </w:rPr>
-        <w:t>Healthcare Analytics advances data-driven analytics, operations research, and decision science for healthcare. Our study sits at this intersection: it treats specialty physician workforce planning as a healthcare resource-allocation problem and uses the litigation-workforce question as a test case for a transparent, reproducible decision-analytics and policy-lever evaluation framework. The analytical contribution is diagnostic: we show how two common observational fallacies—size confounding and interpolation of sparse panel data—can be identified and removed when a proposed policy lever (malpractice-litigation risk) is evaluated against workforce outcomes, and we add cluster block-bootstrap and power diagnostics to the standard fixed-effects / equivalence-testing toolkit. We also include a counterfactual policy-lever simulation that projects 2034 physician counts under stylised litigation-reduction and structural-incentive scenarios, making the practical decision implications of the regression results explicit.</w:t>
+        <w:t>Healthcare Analytics advances data-driven analytics, operations research, and decision science for healthcare. Our study sits at this intersection: it treats specialty physician workforce planning as a healthcare resource-allocation problem and uses the litigation-workforce question as a test case for a transparent, reproducible decision-analytics and policy-lever evaluation framework. The analytical contribution is diagnostic: we show how two common observational fallacies—size confounding and interpolation of sparse panel data—can be identified and removed when a proposed policy lever (malpractice-litigation risk) is evaluated against workforce outcomes, and we add cluster block-bootstrap and power diagnostics to the standard fixed-effects / equivalence-testing toolkit. To our knowledge, this is the first application of pre-specified equivalence testing and small-cluster inference diagnostics to the malpractice-litigation workforce literature. We also include a counterfactual policy-lever simulation that projects 2034 physician counts under stylised litigation-reduction and structural-incentive scenarios, making the practical decision implications of the regression results explicit.</w:t>
       </w:r>
     </w:p>
     <w:p>

--- a/manuscript/ha_cover_letter.docx
+++ b/manuscript/ha_cover_letter.docx
@@ -82,7 +82,7 @@
           <w:rFonts w:ascii="Times New Roman" w:hAnsi="Times New Roman"/>
           <w:sz w:val="22"/>
         </w:rPr>
-        <w:t>The national administrative data we use come from Japan, a setting that provides a complete, long-running test case. Using national primary data for 12 clinical specialties, we measure exposure as a size-adjusted rate (closed malpractice claims per 1,000 physicians) and estimate panel fixed-effects models with small-cluster inference, equivalence (TOST) testing, and bootstrap robustness checks. The effect of litigation risk on physician and hospital growth is statistically equivalent to a null within policy-relevant margins. We show that count-based associations disappear once specialty-size confounding and interpolation are removed, and we discuss how behavioural-economics mechanisms (saliency, loss aversion, status-quo bias) and structural incentives—notably no-fault obstetric compensation—may sustain the specialty workforce.</w:t>
+        <w:t>The national administrative data we use come from Japan, a setting that provides a complete, long-running test case. Using national primary data for 12 clinical specialties, we measure exposure as a size-adjusted rate (closed malpractice claims per 1,000 physicians) and estimate panel fixed-effects models with small-cluster inference, equivalence (TOST) testing, and bootstrap robustness checks. The effect of litigation risk on physician and hospital growth is statistically equivalent to a null within policy-relevant margins. We show that count-based associations disappear once specialty-size confounding and interpolation are removed, and we discuss how behavioural-economics mechanisms (saliency, loss aversion, status-quo bias) and structural incentives—notably no-fault obstetric compensation—may sustain the specialty workforce. Because these behavioural patterns arise from real-world administrative and clinical data, the study offers a policy-relevant example of how perceived risk and economic incentives interact in medical labour markets.</w:t>
       </w:r>
     </w:p>
     <w:p>

--- a/manuscript/ha_cover_letter.docx
+++ b/manuscript/ha_cover_letter.docx
@@ -217,7 +217,7 @@
     <w:lvl w:ilvl="0">
       <w:start w:val="1"/>
       <w:numFmt w:val="bullet"/>
-      <w:lvlText w:val=""/>
+      <w:lvlText w:val="*"/>
       <w:lvlJc w:val="left"/>
       <w:pPr>
         <w:tabs>
@@ -238,7 +238,7 @@
       <w:start w:val="1"/>
       <w:numFmt w:val="bullet"/>
       <w:pStyle w:val="ListBullet3"/>
-      <w:lvlText w:val=""/>
+      <w:lvlText w:val="*"/>
       <w:lvlJc w:val="left"/>
       <w:pPr>
         <w:tabs>
@@ -259,7 +259,7 @@
       <w:start w:val="1"/>
       <w:numFmt w:val="bullet"/>
       <w:pStyle w:val="ListBullet2"/>
-      <w:lvlText w:val=""/>
+      <w:lvlText w:val="*"/>
       <w:lvlJc w:val="left"/>
       <w:pPr>
         <w:tabs>
@@ -298,7 +298,7 @@
       <w:start w:val="1"/>
       <w:numFmt w:val="bullet"/>
       <w:pStyle w:val="ListBullet"/>
-      <w:lvlText w:val=""/>
+      <w:lvlText w:val="*"/>
       <w:lvlJc w:val="left"/>
       <w:pPr>
         <w:tabs>
@@ -24042,10 +24042,10 @@
         <a:latin typeface="Calibri"/>
         <a:ea typeface=""/>
         <a:cs typeface=""/>
-        <a:font script="Jpan" typeface="ＭＳ ゴシック"/>
-        <a:font script="Hang" typeface="맑은 고딕"/>
-        <a:font script="Hans" typeface="宋体"/>
-        <a:font script="Hant" typeface="新細明體"/>
+        <a:font script="Jpan" typeface="MS Gothic"/>
+        <a:font script="Hang" typeface="Malgun Gothic"/>
+        <a:font script="Hans" typeface="SimSun"/>
+        <a:font script="Hant" typeface="PMingLiU"/>
         <a:font script="Arab" typeface="Times New Roman"/>
         <a:font script="Hebr" typeface="Times New Roman"/>
         <a:font script="Thai" typeface="Angsana New"/>
@@ -24077,10 +24077,10 @@
         <a:latin typeface="Cambria"/>
         <a:ea typeface=""/>
         <a:cs typeface=""/>
-        <a:font script="Jpan" typeface="ＭＳ 明朝"/>
-        <a:font script="Hang" typeface="맑은 고딕"/>
-        <a:font script="Hans" typeface="宋体"/>
-        <a:font script="Hant" typeface="新細明體"/>
+        <a:font script="Jpan" typeface="MS Mincho"/>
+        <a:font script="Hang" typeface="Malgun Gothic"/>
+        <a:font script="Hans" typeface="SimSun"/>
+        <a:font script="Hant" typeface="PMingLiU"/>
         <a:font script="Arab" typeface="Arial"/>
         <a:font script="Hebr" typeface="Arial"/>
         <a:font script="Thai" typeface="Cordia New"/>
